--- a/sdg_disc_dash/utils/roadmap_template.docx
+++ b/sdg_disc_dash/utils/roadmap_template.docx
@@ -11702,6 +11702,7 @@
                 <w:sz w:val="28"/>
                 <w:szCs w:val="28"/>
               </w:rPr>
+              <w:t>{{TABLE:EQ_STRENGTH_BARS}}</w:t>
             </w:r>
           </w:p>
         </w:tc>
@@ -11993,6 +11994,7 @@
                 <w:sz w:val="28"/>
                 <w:szCs w:val="28"/>
               </w:rPr>
+              <w:t>{{TABLE:EQ_DEVELOPMENT_BARS}}</w:t>
             </w:r>
           </w:p>
         </w:tc>

--- a/sdg_disc_dash/utils/roadmap_template.docx
+++ b/sdg_disc_dash/utils/roadmap_template.docx
@@ -11931,10 +11931,10 @@
         <w:rPr>
           <w:rFonts w:ascii="Calibri" w:hAnsi="Calibri"/>
           <w:b/>
-          <w:bCs/>
+          <w:color w:val="B59824"/>
+          <w:spacing w:val="28"/>
           <w:sz w:val="28"/>
           <w:szCs w:val="28"/>
-          <w:color w:val="B59824"/>
         </w:rPr>
         <w:t>LEADERSHIP CAPACITIES TO STRENGTHEN</w:t>
       </w:r>
@@ -12259,6 +12259,13 @@
               </w:rPr>
             </w:pPr>
             <w:r>
+              <w:rPr>
+                <w:rFonts w:ascii="Georgia" w:hAnsi="Georgia"/>
+                <w:b/>
+                <w:color w:val="FFFFFF" w:themeColor="background1"/>
+                <w:sz w:val="24"/>
+                <w:szCs w:val="24"/>
+              </w:rPr>
               <w:t>{{TABLE:EQ_DIMENSIONS}}</w:t>
             </w:r>
           </w:p>
